--- a/02_NeuroAI/WorkSheets/MitW_MachineLearning_Worksheet.docx
+++ b/02_NeuroAI/WorkSheets/MitW_MachineLearning_Worksheet.docx
@@ -44,118 +44,17 @@
       <w:pPr>
         <w:rPr>
           <w:rStyle w:val="Heading1Char"/>
+          <w:rFonts w:ascii="Helvetica Light" w:eastAsiaTheme="minorHAnsi" w:hAnsi="Helvetica Light" w:cstheme="minorBidi"/>
+          <w:color w:val="auto"/>
           <w:sz w:val="24"/>
           <w:szCs w:val="24"/>
-          <w:u w:val="single"/>
         </w:rPr>
       </w:pPr>
       <w:r>
         <w:rPr>
-          <w:rStyle w:val="Heading1Char"/>
-          <w:sz w:val="24"/>
-          <w:szCs w:val="24"/>
-          <w:u w:val="single"/>
-        </w:rPr>
-        <w:tab/>
-      </w:r>
-      <w:r>
-        <w:rPr>
-          <w:rStyle w:val="Heading1Char"/>
-          <w:sz w:val="24"/>
-          <w:szCs w:val="24"/>
-          <w:u w:val="single"/>
-        </w:rPr>
-        <w:tab/>
-      </w:r>
-      <w:r>
-        <w:rPr>
-          <w:rStyle w:val="Heading1Char"/>
-          <w:sz w:val="24"/>
-          <w:szCs w:val="24"/>
-          <w:u w:val="single"/>
-        </w:rPr>
-        <w:tab/>
-      </w:r>
-      <w:r>
-        <w:rPr>
-          <w:rStyle w:val="Heading1Char"/>
-          <w:sz w:val="24"/>
-          <w:szCs w:val="24"/>
-          <w:u w:val="single"/>
-        </w:rPr>
-        <w:tab/>
-      </w:r>
-      <w:r>
-        <w:rPr>
-          <w:rStyle w:val="Heading1Char"/>
-          <w:sz w:val="24"/>
-          <w:szCs w:val="24"/>
-          <w:u w:val="single"/>
-        </w:rPr>
-        <w:tab/>
-      </w:r>
-      <w:r>
-        <w:rPr>
-          <w:rStyle w:val="Heading1Char"/>
-          <w:sz w:val="24"/>
-          <w:szCs w:val="24"/>
-          <w:u w:val="single"/>
-        </w:rPr>
-        <w:tab/>
-      </w:r>
-      <w:r>
-        <w:rPr>
-          <w:rStyle w:val="Heading1Char"/>
-          <w:sz w:val="24"/>
-          <w:szCs w:val="24"/>
-          <w:u w:val="single"/>
-        </w:rPr>
-        <w:tab/>
-      </w:r>
-      <w:r>
-        <w:rPr>
-          <w:rStyle w:val="Heading1Char"/>
-          <w:sz w:val="24"/>
-          <w:szCs w:val="24"/>
-          <w:u w:val="single"/>
-        </w:rPr>
-        <w:tab/>
-      </w:r>
-      <w:r>
-        <w:rPr>
-          <w:rStyle w:val="Heading1Char"/>
-          <w:sz w:val="24"/>
-          <w:szCs w:val="24"/>
-          <w:u w:val="single"/>
-        </w:rPr>
-        <w:tab/>
-      </w:r>
-      <w:r>
-        <w:rPr>
-          <w:rStyle w:val="Heading1Char"/>
-          <w:sz w:val="24"/>
-          <w:szCs w:val="24"/>
-          <w:u w:val="single"/>
-        </w:rPr>
-        <w:tab/>
-      </w:r>
-      <w:r>
-        <w:rPr>
-          <w:rStyle w:val="Heading1Char"/>
-          <w:sz w:val="24"/>
-          <w:szCs w:val="24"/>
-          <w:u w:val="single"/>
-        </w:rPr>
-        <w:tab/>
-      </w:r>
-      <w:r>
-        <w:rPr>
-          <w:rStyle w:val="Heading1Char"/>
-          <w:sz w:val="24"/>
-          <w:szCs w:val="24"/>
-          <w:u w:val="single"/>
-        </w:rPr>
-        <w:tab/>
+          <w:rFonts w:ascii="Helvetica Light" w:hAnsi="Helvetica Light"/>
+        </w:rPr>
+        <w:t>Name: ______________________________________________    Date: ____________</w:t>
       </w:r>
     </w:p>
     <w:p>
@@ -256,7 +155,7 @@
           <w:noProof/>
         </w:rPr>
         <w:drawing>
-          <wp:inline distT="0" distB="0" distL="0" distR="0" wp14:anchorId="3C10ADD6" wp14:editId="6E8B4B1D">
+          <wp:inline distT="0" distB="0" distL="0" distR="0" wp14:anchorId="3C10ADD6" wp14:editId="2B9990C4">
             <wp:extent cx="2768481" cy="1645920"/>
             <wp:effectExtent l="0" t="0" r="635" b="5080"/>
             <wp:docPr id="1214797447" name="Picture 4" descr="A screenshot of a diagram&#10;&#10;Description automatically generated"/>
@@ -617,7 +516,7 @@
           <w:noProof/>
         </w:rPr>
         <w:drawing>
-          <wp:inline distT="0" distB="0" distL="0" distR="0" wp14:anchorId="23735563" wp14:editId="0405D364">
+          <wp:inline distT="0" distB="0" distL="0" distR="0" wp14:anchorId="23735563" wp14:editId="0BA09C51">
             <wp:extent cx="363623" cy="402115"/>
             <wp:effectExtent l="0" t="0" r="5080" b="4445"/>
             <wp:docPr id="10" name="Picture 5" descr="Diagram&#10;&#10;Description automatically generated">
@@ -1027,7 +926,7 @@
           <w:szCs w:val="40"/>
         </w:rPr>
         <w:drawing>
-          <wp:inline distT="0" distB="0" distL="0" distR="0" wp14:anchorId="1D69FD7D" wp14:editId="290D731C">
+          <wp:inline distT="0" distB="0" distL="0" distR="0" wp14:anchorId="1D69FD7D" wp14:editId="55CF4540">
             <wp:extent cx="3553460" cy="6956173"/>
             <wp:effectExtent l="0" t="0" r="8890" b="0"/>
             <wp:docPr id="1560336478" name="Picture 6" descr="A screenshot of a cell phone&#10;&#10;Description automatically generated"/>
